--- a/source/Сезон 3_Все публикации_Английский через истории_ФИНАЛ.docx
+++ b/source/Сезон 3_Все публикации_Английский через истории_ФИНАЛ.docx
@@ -5701,6 +5701,124 @@
     <w:p>
       <w:pPr>
         <w:keepNext/>
+      </w:pPr>
+      <w:r>
+        <w:rPr>
+          <w:b/>
+        </w:rPr>
+        <w:t>ВЕЧЕРНИЙ БОНУС — 18:00</w:t>
+      </w:r>
+    </w:p>
+    <w:p>
+      <w:pPr>
+        <w:keepNext/>
+      </w:pPr>
+      <w:r>
+        <w:rPr>
+          <w:rFonts w:ascii="Segoe UI Emoji" w:hAnsi="Segoe UI Emoji"/>
+          <w:b/>
+        </w:rPr>
+        <w:t>🎬</w:t>
+      </w:r>
+      <w:r>
+        <w:rPr>
+          <w:b/>
+        </w:rPr>
+        <w:t xml:space="preserve"> После титров</w:t>
+      </w:r>
+    </w:p>
+    <w:p>
+      <w:pPr>
+        <w:keepLines/>
+      </w:pPr>
+      <w:r>
+        <w:rPr>
+          <w:rFonts w:ascii="Segoe UI Emoji" w:hAnsi="Segoe UI Emoji"/>
+          <w:b/>
+        </w:rPr>
+        <w:t>👩</w:t>
+      </w:r>
+      <w:r>
+        <w:rPr>
+          <w:b/>
+        </w:rPr>
+        <w:t xml:space="preserve"> Emma:</w:t>
+      </w:r>
+      <w:r>
+        <w:br/>
+        <w:t>Do you like books or coffee?</w:t>
+      </w:r>
+    </w:p>
+    <w:p>
+      <w:pPr>
+        <w:keepLines/>
+      </w:pPr>
+      <w:r>
+        <w:rPr>
+          <w:rFonts w:ascii="Segoe UI Emoji" w:hAnsi="Segoe UI Emoji"/>
+          <w:b/>
+        </w:rPr>
+        <w:t>👨</w:t>
+      </w:r>
+      <w:r>
+        <w:rPr>
+          <w:b/>
+        </w:rPr>
+        <w:t xml:space="preserve"> Adam:</w:t>
+      </w:r>
+      <w:r>
+        <w:br/>
+        <w:t>Books.</w:t>
+      </w:r>
+    </w:p>
+    <w:p>
+      <w:pPr>
+        <w:keepLines/>
+      </w:pPr>
+      <w:r>
+        <w:rPr>
+          <w:rFonts w:ascii="Segoe UI Emoji" w:hAnsi="Segoe UI Emoji"/>
+          <w:b/>
+        </w:rPr>
+        <w:t>👩</w:t>
+      </w:r>
+      <w:r>
+        <w:rPr>
+          <w:b/>
+        </w:rPr>
+        <w:t xml:space="preserve"> Emma:</w:t>
+      </w:r>
+      <w:r>
+        <w:br/>
+        <w:t>Really?</w:t>
+      </w:r>
+    </w:p>
+    <w:p>
+      <w:pPr>
+        <w:keepLines/>
+      </w:pPr>
+      <w:r>
+        <w:rPr>
+          <w:rFonts w:ascii="Segoe UI Emoji" w:hAnsi="Segoe UI Emoji"/>
+          <w:b/>
+        </w:rPr>
+        <w:t>👨</w:t>
+      </w:r>
+      <w:r>
+        <w:rPr>
+          <w:b/>
+        </w:rPr>
+        <w:t xml:space="preserve"> Adam:</w:t>
+      </w:r>
+      <w:r>
+        <w:br/>
+        <w:t>Books with coffee.</w:t>
+      </w:r>
+    </w:p>
+    <w:p/>
+    <w:p>
+      <w:pPr>
+        <w:keepNext/>
         <w:rPr>
           <w:lang w:val="ru-RU"/>
         </w:rPr>
@@ -11680,6 +11798,85 @@
     <w:p>
       <w:pPr>
         <w:keepNext/>
+      </w:pPr>
+      <w:r>
+        <w:rPr>
+          <w:b/>
+        </w:rPr>
+        <w:t>ВЕЧЕРНИЙ БОНУС — 18:00</w:t>
+      </w:r>
+    </w:p>
+    <w:p>
+      <w:pPr>
+        <w:keepNext/>
+      </w:pPr>
+      <w:r>
+        <w:rPr>
+          <w:rFonts w:ascii="Segoe UI Emoji" w:hAnsi="Segoe UI Emoji"/>
+          <w:b/>
+        </w:rPr>
+        <w:t>🎙</w:t>
+      </w:r>
+      <w:r>
+        <w:rPr>
+          <w:b/>
+        </w:rPr>
+        <w:t xml:space="preserve"> Голосовое сообщение от Эммы</w:t>
+      </w:r>
+    </w:p>
+    <w:p>
+      <w:pPr>
+        <w:keepNext/>
+      </w:pPr>
+      <w:r>
+        <w:t>Сначала послушайте сообщение без текста. Затем откройте подсказку только при необходимости.</w:t>
+      </w:r>
+    </w:p>
+    <w:p>
+      <w:pPr>
+        <w:keepNext/>
+      </w:pPr>
+      <w:r>
+        <w:t>||Hi! It’s Emma. Adam and I are going to a photo exhibit on Sunday. We’re meeting at two at the café. Would you like to come with us?||</w:t>
+      </w:r>
+    </w:p>
+    <w:p>
+      <w:pPr>
+        <w:keepNext/>
+      </w:pPr>
+      <w:r>
+        <w:rPr>
+          <w:rFonts w:ascii="Segoe UI Emoji" w:hAnsi="Segoe UI Emoji"/>
+          <w:b w:val="0"/>
+        </w:rPr>
+        <w:t>💬</w:t>
+      </w:r>
+      <w:r>
+        <w:t xml:space="preserve"> Ответьте Эмме вслух: </w:t>
+      </w:r>
+      <w:r>
+        <w:rPr>
+          <w:b/>
+        </w:rPr>
+        <w:t>I’d love to. / Sorry, I can’t.</w:t>
+      </w:r>
+    </w:p>
+    <w:p>
+      <w:r>
+        <w:rPr>
+          <w:rFonts w:ascii="Segoe UI Emoji" w:hAnsi="Segoe UI Emoji"/>
+          <w:b w:val="0"/>
+        </w:rPr>
+        <w:t>🎧</w:t>
+      </w:r>
+      <w:r>
+        <w:t xml:space="preserve"> Голосовое: Сезон 3 • День 14 • Эмма</w:t>
+      </w:r>
+    </w:p>
+    <w:p/>
+    <w:p>
+      <w:pPr>
+        <w:keepNext/>
         <w:rPr>
           <w:lang w:val="ru-RU"/>
         </w:rPr>
@@ -17479,6 +17676,124 @@
     <w:p>
       <w:pPr>
         <w:keepNext/>
+      </w:pPr>
+      <w:r>
+        <w:rPr>
+          <w:b/>
+        </w:rPr>
+        <w:t>ВЕЧЕРНИЙ БОНУС — 18:00</w:t>
+      </w:r>
+    </w:p>
+    <w:p>
+      <w:pPr>
+        <w:keepNext/>
+      </w:pPr>
+      <w:r>
+        <w:rPr>
+          <w:rFonts w:ascii="Segoe UI Emoji" w:hAnsi="Segoe UI Emoji"/>
+          <w:b/>
+        </w:rPr>
+        <w:t>🎬</w:t>
+      </w:r>
+      <w:r>
+        <w:rPr>
+          <w:b/>
+        </w:rPr>
+        <w:t xml:space="preserve"> После титров</w:t>
+      </w:r>
+    </w:p>
+    <w:p>
+      <w:pPr>
+        <w:keepLines/>
+      </w:pPr>
+      <w:r>
+        <w:rPr>
+          <w:rFonts w:ascii="Segoe UI Emoji" w:hAnsi="Segoe UI Emoji"/>
+          <w:b/>
+        </w:rPr>
+        <w:t>👩</w:t>
+      </w:r>
+      <w:r>
+        <w:rPr>
+          <w:b/>
+        </w:rPr>
+        <w:t xml:space="preserve"> Emma:</w:t>
+      </w:r>
+      <w:r>
+        <w:br/>
+        <w:t>Is the concert free?</w:t>
+      </w:r>
+    </w:p>
+    <w:p>
+      <w:pPr>
+        <w:keepLines/>
+      </w:pPr>
+      <w:r>
+        <w:rPr>
+          <w:rFonts w:ascii="Segoe UI Emoji" w:hAnsi="Segoe UI Emoji"/>
+          <w:b/>
+        </w:rPr>
+        <w:t>👨</w:t>
+      </w:r>
+      <w:r>
+        <w:rPr>
+          <w:b/>
+        </w:rPr>
+        <w:t xml:space="preserve"> Adam:</w:t>
+      </w:r>
+      <w:r>
+        <w:br/>
+        <w:t>Yes.</w:t>
+      </w:r>
+    </w:p>
+    <w:p>
+      <w:pPr>
+        <w:keepLines/>
+      </w:pPr>
+      <w:r>
+        <w:rPr>
+          <w:rFonts w:ascii="Segoe UI Emoji" w:hAnsi="Segoe UI Emoji"/>
+          <w:b/>
+        </w:rPr>
+        <w:t>👩</w:t>
+      </w:r>
+      <w:r>
+        <w:rPr>
+          <w:b/>
+        </w:rPr>
+        <w:t xml:space="preserve"> Emma:</w:t>
+      </w:r>
+      <w:r>
+        <w:br/>
+        <w:t>Great. I’ll buy the coffee.</w:t>
+      </w:r>
+    </w:p>
+    <w:p>
+      <w:pPr>
+        <w:keepLines/>
+      </w:pPr>
+      <w:r>
+        <w:rPr>
+          <w:rFonts w:ascii="Segoe UI Emoji" w:hAnsi="Segoe UI Emoji"/>
+          <w:b/>
+        </w:rPr>
+        <w:t>👨</w:t>
+      </w:r>
+      <w:r>
+        <w:rPr>
+          <w:b/>
+        </w:rPr>
+        <w:t xml:space="preserve"> Adam:</w:t>
+      </w:r>
+      <w:r>
+        <w:br/>
+        <w:t>That is not free.</w:t>
+      </w:r>
+    </w:p>
+    <w:p/>
+    <w:p>
+      <w:pPr>
+        <w:keepNext/>
         <w:rPr>
           <w:lang w:val="ru-RU"/>
         </w:rPr>
@@ -22863,6 +23178,124 @@
         </w:rPr>
       </w:pPr>
     </w:p>
+    <w:p>
+      <w:pPr>
+        <w:keepNext/>
+      </w:pPr>
+      <w:r>
+        <w:rPr>
+          <w:b/>
+        </w:rPr>
+        <w:t>ВЕЧЕРНИЙ БОНУС — 18:00</w:t>
+      </w:r>
+    </w:p>
+    <w:p>
+      <w:pPr>
+        <w:keepNext/>
+      </w:pPr>
+      <w:r>
+        <w:rPr>
+          <w:rFonts w:ascii="Segoe UI Emoji" w:hAnsi="Segoe UI Emoji"/>
+          <w:b/>
+        </w:rPr>
+        <w:t>🎬</w:t>
+      </w:r>
+      <w:r>
+        <w:rPr>
+          <w:b/>
+        </w:rPr>
+        <w:t xml:space="preserve"> После титров</w:t>
+      </w:r>
+    </w:p>
+    <w:p>
+      <w:pPr>
+        <w:keepLines/>
+      </w:pPr>
+      <w:r>
+        <w:rPr>
+          <w:rFonts w:ascii="Segoe UI Emoji" w:hAnsi="Segoe UI Emoji"/>
+          <w:b/>
+        </w:rPr>
+        <w:t>👩</w:t>
+      </w:r>
+      <w:r>
+        <w:rPr>
+          <w:b/>
+        </w:rPr>
+        <w:t xml:space="preserve"> Camila:</w:t>
+      </w:r>
+      <w:r>
+        <w:br/>
+        <w:t>I like trying new restaurants.</w:t>
+      </w:r>
+    </w:p>
+    <w:p>
+      <w:pPr>
+        <w:keepLines/>
+      </w:pPr>
+      <w:r>
+        <w:rPr>
+          <w:rFonts w:ascii="Segoe UI Emoji" w:hAnsi="Segoe UI Emoji"/>
+          <w:b/>
+        </w:rPr>
+        <w:t>👨</w:t>
+      </w:r>
+      <w:r>
+        <w:rPr>
+          <w:b/>
+        </w:rPr>
+        <w:t xml:space="preserve"> Adam:</w:t>
+      </w:r>
+      <w:r>
+        <w:br/>
+        <w:t>Me too.</w:t>
+      </w:r>
+    </w:p>
+    <w:p>
+      <w:pPr>
+        <w:keepLines/>
+      </w:pPr>
+      <w:r>
+        <w:rPr>
+          <w:rFonts w:ascii="Segoe UI Emoji" w:hAnsi="Segoe UI Emoji"/>
+          <w:b/>
+        </w:rPr>
+        <w:t>👩</w:t>
+      </w:r>
+      <w:r>
+        <w:rPr>
+          <w:b/>
+        </w:rPr>
+        <w:t xml:space="preserve"> Emma:</w:t>
+      </w:r>
+      <w:r>
+        <w:br/>
+        <w:t>Adam, you like every restaurant.</w:t>
+      </w:r>
+    </w:p>
+    <w:p>
+      <w:pPr>
+        <w:keepLines/>
+      </w:pPr>
+      <w:r>
+        <w:rPr>
+          <w:rFonts w:ascii="Segoe UI Emoji" w:hAnsi="Segoe UI Emoji"/>
+          <w:b/>
+        </w:rPr>
+        <w:t>👨</w:t>
+      </w:r>
+      <w:r>
+        <w:rPr>
+          <w:b/>
+        </w:rPr>
+        <w:t xml:space="preserve"> Adam:</w:t>
+      </w:r>
+      <w:r>
+        <w:br/>
+        <w:t>Especially this one.</w:t>
+      </w:r>
+    </w:p>
+    <w:p/>
     <w:p>
       <w:pPr>
         <w:keepNext/>
